--- a/Parcursul proiectului de licenta.docx
+++ b/Parcursul proiectului de licenta.docx
@@ -661,7 +661,7 @@
       </w:pPr>
       <w:r>
         <w:drawing>
-          <wp:inline wp14:editId="6A73EACD" wp14:anchorId="6B326A36">
+          <wp:inline wp14:editId="2AE7E0A7" wp14:anchorId="6B326A36">
             <wp:extent cx="2920093" cy="1703387"/>
             <wp:effectExtent l="0" t="0" r="0" b="0"/>
             <wp:docPr id="1555136260" name="" title=""/>
@@ -676,7 +676,7 @@
                     <pic:cNvPicPr/>
                   </pic:nvPicPr>
                   <pic:blipFill>
-                    <a:blip r:embed="Rc739c56349e9489b">
+                    <a:blip r:embed="Rc12c61e07c1f4df2">
                       <a:extLst>
                         <a:ext xmlns:a="http://schemas.openxmlformats.org/drawingml/2006/main" uri="{28A0092B-C50C-407E-A947-70E740481C1C}">
                           <a14:useLocalDpi val="0"/>
@@ -708,7 +708,7 @@
       </w:r>
       <w:r>
         <w:drawing>
-          <wp:inline wp14:editId="71ED94F6" wp14:anchorId="20B41561">
+          <wp:inline wp14:editId="2F8C5D60" wp14:anchorId="20B41561">
             <wp:extent cx="2838836" cy="1229008"/>
             <wp:effectExtent l="0" t="0" r="0" b="0"/>
             <wp:docPr id="128492122" name="" title=""/>
@@ -723,7 +723,7 @@
                     <pic:cNvPicPr/>
                   </pic:nvPicPr>
                   <pic:blipFill>
-                    <a:blip r:embed="Rf38f335c562e48da">
+                    <a:blip r:embed="R7f318fdb0657482b">
                       <a:extLst>
                         <a:ext xmlns:a="http://schemas.openxmlformats.org/drawingml/2006/main" uri="{28A0092B-C50C-407E-A947-70E740481C1C}">
                           <a14:useLocalDpi val="0"/>
@@ -1036,7 +1036,7 @@
       </w:pPr>
       <w:r>
         <w:drawing>
-          <wp:inline wp14:editId="7D6F5B4C" wp14:anchorId="6E50AB2E">
+          <wp:inline wp14:editId="19EE66BA" wp14:anchorId="6E50AB2E">
             <wp:extent cx="3172620" cy="1924724"/>
             <wp:effectExtent l="0" t="0" r="0" b="0"/>
             <wp:docPr id="1994815469" name="" title=""/>
@@ -1051,7 +1051,7 @@
                     <pic:cNvPicPr/>
                   </pic:nvPicPr>
                   <pic:blipFill>
-                    <a:blip r:embed="R5154a96bf91d47df">
+                    <a:blip r:embed="R5ada3e8fdac143f4">
                       <a:extLst>
                         <a:ext xmlns:a="http://schemas.openxmlformats.org/drawingml/2006/main" uri="{28A0092B-C50C-407E-A947-70E740481C1C}">
                           <a14:useLocalDpi val="0"/>
@@ -1399,25 +1399,241 @@
         <w:rPr>
           <w:rFonts w:ascii="Times New Roman" w:hAnsi="Times New Roman" w:eastAsia="Times New Roman" w:cs="Times New Roman"/>
         </w:rPr>
+        <w:t xml:space="preserve"> in spate</w:t>
+      </w:r>
+      <w:r>
+        <w:rPr>
+          <w:rFonts w:ascii="Times New Roman" w:hAnsi="Times New Roman" w:eastAsia="Times New Roman" w:cs="Times New Roman"/>
+        </w:rPr>
+        <w:t>.</w:t>
+      </w:r>
+      <w:r>
+        <w:rPr>
+          <w:rFonts w:ascii="Times New Roman" w:hAnsi="Times New Roman" w:eastAsia="Times New Roman" w:cs="Times New Roman"/>
+        </w:rPr>
+        <w:t xml:space="preserve"> </w:t>
+      </w:r>
+      <w:r>
+        <w:rPr>
+          <w:rFonts w:ascii="Times New Roman" w:hAnsi="Times New Roman" w:eastAsia="Times New Roman" w:cs="Times New Roman"/>
+        </w:rPr>
+        <w:t>Pentru</w:t>
+      </w:r>
+      <w:r>
+        <w:rPr>
+          <w:rFonts w:ascii="Times New Roman" w:hAnsi="Times New Roman" w:eastAsia="Times New Roman" w:cs="Times New Roman"/>
+        </w:rPr>
+        <w:t xml:space="preserve"> a </w:t>
+      </w:r>
+      <w:r>
+        <w:rPr>
+          <w:rFonts w:ascii="Times New Roman" w:hAnsi="Times New Roman" w:eastAsia="Times New Roman" w:cs="Times New Roman"/>
+        </w:rPr>
+        <w:t>permite</w:t>
+      </w:r>
+      <w:r>
+        <w:rPr>
+          <w:rFonts w:ascii="Times New Roman" w:hAnsi="Times New Roman" w:eastAsia="Times New Roman" w:cs="Times New Roman"/>
+        </w:rPr>
+        <w:t xml:space="preserve"> </w:t>
+      </w:r>
+      <w:r>
+        <w:rPr>
+          <w:rFonts w:ascii="Times New Roman" w:hAnsi="Times New Roman" w:eastAsia="Times New Roman" w:cs="Times New Roman"/>
+        </w:rPr>
+        <w:t>rotatia</w:t>
+      </w:r>
+      <w:r>
+        <w:rPr>
+          <w:rFonts w:ascii="Times New Roman" w:hAnsi="Times New Roman" w:eastAsia="Times New Roman" w:cs="Times New Roman"/>
+        </w:rPr>
+        <w:t xml:space="preserve"> maxima</w:t>
+      </w:r>
+      <w:r>
+        <w:rPr>
+          <w:rFonts w:ascii="Times New Roman" w:hAnsi="Times New Roman" w:eastAsia="Times New Roman" w:cs="Times New Roman"/>
+        </w:rPr>
         <w:t xml:space="preserve"> in </w:t>
       </w:r>
       <w:r>
         <w:rPr>
           <w:rFonts w:ascii="Times New Roman" w:hAnsi="Times New Roman" w:eastAsia="Times New Roman" w:cs="Times New Roman"/>
         </w:rPr>
-        <w:t>spate</w:t>
-      </w:r>
-      <w:r>
-        <w:rPr>
-          <w:rFonts w:ascii="Times New Roman" w:hAnsi="Times New Roman" w:eastAsia="Times New Roman" w:cs="Times New Roman"/>
-        </w:rPr>
-        <w:t>.</w:t>
-      </w:r>
-      <w:r>
-        <w:rPr>
-          <w:rFonts w:ascii="Times New Roman" w:hAnsi="Times New Roman" w:eastAsia="Times New Roman" w:cs="Times New Roman"/>
-        </w:rPr>
-        <w:t xml:space="preserve"> </w:t>
+        <w:t>aceste</w:t>
+      </w:r>
+      <w:r>
+        <w:rPr>
+          <w:rFonts w:ascii="Times New Roman" w:hAnsi="Times New Roman" w:eastAsia="Times New Roman" w:cs="Times New Roman"/>
+        </w:rPr>
+        <w:t xml:space="preserve"> </w:t>
+      </w:r>
+      <w:r>
+        <w:rPr>
+          <w:rFonts w:ascii="Times New Roman" w:hAnsi="Times New Roman" w:eastAsia="Times New Roman" w:cs="Times New Roman"/>
+        </w:rPr>
+        <w:t>configuratii</w:t>
+      </w:r>
+      <w:r>
+        <w:rPr>
+          <w:rFonts w:ascii="Times New Roman" w:hAnsi="Times New Roman" w:eastAsia="Times New Roman" w:cs="Times New Roman"/>
+        </w:rPr>
+        <w:t xml:space="preserve">, </w:t>
+      </w:r>
+      <w:r>
+        <w:rPr>
+          <w:rFonts w:ascii="Times New Roman" w:hAnsi="Times New Roman" w:eastAsia="Times New Roman" w:cs="Times New Roman"/>
+        </w:rPr>
+        <w:t>fiecare</w:t>
+      </w:r>
+      <w:r>
+        <w:rPr>
+          <w:rFonts w:ascii="Times New Roman" w:hAnsi="Times New Roman" w:eastAsia="Times New Roman" w:cs="Times New Roman"/>
+        </w:rPr>
+        <w:t xml:space="preserve"> </w:t>
+      </w:r>
+      <w:r>
+        <w:rPr>
+          <w:rFonts w:ascii="Times New Roman" w:hAnsi="Times New Roman" w:eastAsia="Times New Roman" w:cs="Times New Roman"/>
+        </w:rPr>
+        <w:t>surub</w:t>
+      </w:r>
+      <w:r>
+        <w:rPr>
+          <w:rFonts w:ascii="Times New Roman" w:hAnsi="Times New Roman" w:eastAsia="Times New Roman" w:cs="Times New Roman"/>
+        </w:rPr>
+        <w:t xml:space="preserve"> </w:t>
+      </w:r>
+      <w:r>
+        <w:rPr>
+          <w:rFonts w:ascii="Times New Roman" w:hAnsi="Times New Roman" w:eastAsia="Times New Roman" w:cs="Times New Roman"/>
+        </w:rPr>
+        <w:t xml:space="preserve">care </w:t>
+      </w:r>
+      <w:r>
+        <w:rPr>
+          <w:rFonts w:ascii="Times New Roman" w:hAnsi="Times New Roman" w:eastAsia="Times New Roman" w:cs="Times New Roman"/>
+        </w:rPr>
+        <w:t>prinde</w:t>
+      </w:r>
+      <w:r>
+        <w:rPr>
+          <w:rFonts w:ascii="Times New Roman" w:hAnsi="Times New Roman" w:eastAsia="Times New Roman" w:cs="Times New Roman"/>
+        </w:rPr>
+        <w:t xml:space="preserve"> </w:t>
+      </w:r>
+      <w:r>
+        <w:rPr>
+          <w:rFonts w:ascii="Times New Roman" w:hAnsi="Times New Roman" w:eastAsia="Times New Roman" w:cs="Times New Roman"/>
+        </w:rPr>
+        <w:t>degetul</w:t>
+      </w:r>
+      <w:r>
+        <w:rPr>
+          <w:rFonts w:ascii="Times New Roman" w:hAnsi="Times New Roman" w:eastAsia="Times New Roman" w:cs="Times New Roman"/>
+        </w:rPr>
+        <w:t xml:space="preserve"> de </w:t>
+      </w:r>
+      <w:r>
+        <w:rPr>
+          <w:rFonts w:ascii="Times New Roman" w:hAnsi="Times New Roman" w:eastAsia="Times New Roman" w:cs="Times New Roman"/>
+        </w:rPr>
+        <w:t>piesa</w:t>
+      </w:r>
+      <w:r>
+        <w:rPr>
+          <w:rFonts w:ascii="Times New Roman" w:hAnsi="Times New Roman" w:eastAsia="Times New Roman" w:cs="Times New Roman"/>
+        </w:rPr>
+        <w:t xml:space="preserve"> </w:t>
+      </w:r>
+      <w:r>
+        <w:rPr>
+          <w:rFonts w:ascii="Times New Roman" w:hAnsi="Times New Roman" w:eastAsia="Times New Roman" w:cs="Times New Roman"/>
+        </w:rPr>
+        <w:t>rosie</w:t>
+      </w:r>
+      <w:r>
+        <w:rPr>
+          <w:rFonts w:ascii="Times New Roman" w:hAnsi="Times New Roman" w:eastAsia="Times New Roman" w:cs="Times New Roman"/>
+        </w:rPr>
+        <w:t xml:space="preserve"> se </w:t>
+      </w:r>
+      <w:r>
+        <w:rPr>
+          <w:rFonts w:ascii="Times New Roman" w:hAnsi="Times New Roman" w:eastAsia="Times New Roman" w:cs="Times New Roman"/>
+        </w:rPr>
+        <w:t>afla</w:t>
+      </w:r>
+      <w:r>
+        <w:rPr>
+          <w:rFonts w:ascii="Times New Roman" w:hAnsi="Times New Roman" w:eastAsia="Times New Roman" w:cs="Times New Roman"/>
+        </w:rPr>
+        <w:t xml:space="preserve"> </w:t>
+      </w:r>
+      <w:r>
+        <w:rPr>
+          <w:rFonts w:ascii="Times New Roman" w:hAnsi="Times New Roman" w:eastAsia="Times New Roman" w:cs="Times New Roman"/>
+        </w:rPr>
+        <w:t>succesiv</w:t>
+      </w:r>
+      <w:r>
+        <w:rPr>
+          <w:rFonts w:ascii="Times New Roman" w:hAnsi="Times New Roman" w:eastAsia="Times New Roman" w:cs="Times New Roman"/>
+        </w:rPr>
+        <w:t xml:space="preserve"> cat </w:t>
+      </w:r>
+      <w:r>
+        <w:rPr>
+          <w:rFonts w:ascii="Times New Roman" w:hAnsi="Times New Roman" w:eastAsia="Times New Roman" w:cs="Times New Roman"/>
+        </w:rPr>
+        <w:t>mai</w:t>
+      </w:r>
+      <w:r>
+        <w:rPr>
+          <w:rFonts w:ascii="Times New Roman" w:hAnsi="Times New Roman" w:eastAsia="Times New Roman" w:cs="Times New Roman"/>
+        </w:rPr>
+        <w:t xml:space="preserve"> </w:t>
+      </w:r>
+      <w:r>
+        <w:rPr>
+          <w:rFonts w:ascii="Times New Roman" w:hAnsi="Times New Roman" w:eastAsia="Times New Roman" w:cs="Times New Roman"/>
+        </w:rPr>
+        <w:t>aproape</w:t>
+      </w:r>
+      <w:r>
+        <w:rPr>
+          <w:rFonts w:ascii="Times New Roman" w:hAnsi="Times New Roman" w:eastAsia="Times New Roman" w:cs="Times New Roman"/>
+        </w:rPr>
+        <w:t xml:space="preserve"> </w:t>
+      </w:r>
+      <w:r>
+        <w:rPr>
+          <w:rFonts w:ascii="Times New Roman" w:hAnsi="Times New Roman" w:eastAsia="Times New Roman" w:cs="Times New Roman"/>
+        </w:rPr>
+        <w:t xml:space="preserve">de </w:t>
+      </w:r>
+      <w:r>
+        <w:rPr>
+          <w:rFonts w:ascii="Times New Roman" w:hAnsi="Times New Roman" w:eastAsia="Times New Roman" w:cs="Times New Roman"/>
+        </w:rPr>
+        <w:t>axa</w:t>
+      </w:r>
+      <w:r>
+        <w:rPr>
+          <w:rFonts w:ascii="Times New Roman" w:hAnsi="Times New Roman" w:eastAsia="Times New Roman" w:cs="Times New Roman"/>
+        </w:rPr>
+        <w:t xml:space="preserve"> de </w:t>
+      </w:r>
+      <w:r>
+        <w:rPr>
+          <w:rFonts w:ascii="Times New Roman" w:hAnsi="Times New Roman" w:eastAsia="Times New Roman" w:cs="Times New Roman"/>
+        </w:rPr>
+        <w:t>rotatie</w:t>
+      </w:r>
+      <w:r>
+        <w:rPr>
+          <w:rFonts w:ascii="Times New Roman" w:hAnsi="Times New Roman" w:eastAsia="Times New Roman" w:cs="Times New Roman"/>
+        </w:rPr>
+        <w:t xml:space="preserve"> a servomotorului.</w:t>
       </w:r>
     </w:p>
     <w:p>
@@ -1430,7 +1646,7 @@
       </w:pPr>
       <w:r>
         <w:drawing>
-          <wp:inline wp14:editId="353C785C" wp14:anchorId="57C8FF58">
+          <wp:inline wp14:editId="0CC6995C" wp14:anchorId="57C8FF58">
             <wp:extent cx="2809875" cy="2287526"/>
             <wp:effectExtent l="0" t="0" r="0" b="0"/>
             <wp:docPr id="360366867" name="" title=""/>
@@ -1445,7 +1661,7 @@
                     <pic:cNvPicPr/>
                   </pic:nvPicPr>
                   <pic:blipFill>
-                    <a:blip r:embed="Rfcc3c673f46d4fa3">
+                    <a:blip r:embed="Rf24a73739ad74476">
                       <a:extLst>
                         <a:ext xmlns:a="http://schemas.openxmlformats.org/drawingml/2006/main" uri="{28A0092B-C50C-407E-A947-70E740481C1C}">
                           <a14:useLocalDpi val="0"/>
@@ -1477,7 +1693,7 @@
       </w:r>
       <w:r>
         <w:drawing>
-          <wp:inline wp14:editId="34953510" wp14:anchorId="2329C665">
+          <wp:inline wp14:editId="7C95F5D7" wp14:anchorId="2329C665">
             <wp:extent cx="2997174" cy="1801187"/>
             <wp:effectExtent l="0" t="0" r="0" b="0"/>
             <wp:docPr id="1497115779" name="" title=""/>
@@ -1492,7 +1708,7 @@
                     <pic:cNvPicPr/>
                   </pic:nvPicPr>
                   <pic:blipFill>
-                    <a:blip r:embed="R70287ec76be84500">
+                    <a:blip r:embed="R8e246d83cdaf4444">
                       <a:extLst>
                         <a:ext xmlns:a="http://schemas.openxmlformats.org/drawingml/2006/main" uri="{28A0092B-C50C-407E-A947-70E740481C1C}">
                           <a14:useLocalDpi val="0"/>
@@ -1544,7 +1760,7 @@
       </w:pPr>
       <w:r>
         <w:drawing>
-          <wp:inline wp14:editId="25A7B5EC" wp14:anchorId="2DE2ED3C">
+          <wp:inline wp14:editId="3A4F8E2C" wp14:anchorId="2DE2ED3C">
             <wp:extent cx="3238500" cy="2428875"/>
             <wp:effectExtent l="0" t="0" r="0" b="0"/>
             <wp:docPr id="496111292" name="" title=""/>
@@ -1559,7 +1775,7 @@
                     <pic:cNvPicPr/>
                   </pic:nvPicPr>
                   <pic:blipFill>
-                    <a:blip r:embed="Rda7f3bfb0fa84253">
+                    <a:blip r:embed="Rbf489ebe45974922">
                       <a:extLst>
                         <a:ext xmlns:a="http://schemas.openxmlformats.org/drawingml/2006/main" uri="{28A0092B-C50C-407E-A947-70E740481C1C}">
                           <a14:useLocalDpi val="0"/>
@@ -1703,181 +1919,435 @@
         <w:rPr>
           <w:rFonts w:ascii="Times New Roman" w:hAnsi="Times New Roman" w:eastAsia="Times New Roman" w:cs="Times New Roman"/>
         </w:rPr>
+        <w:t xml:space="preserve"> de a </w:t>
+      </w:r>
+      <w:r>
+        <w:rPr>
+          <w:rFonts w:ascii="Times New Roman" w:hAnsi="Times New Roman" w:eastAsia="Times New Roman" w:cs="Times New Roman"/>
+        </w:rPr>
+        <w:t>apasa</w:t>
+      </w:r>
+      <w:r>
+        <w:rPr>
+          <w:rFonts w:ascii="Times New Roman" w:hAnsi="Times New Roman" w:eastAsia="Times New Roman" w:cs="Times New Roman"/>
+        </w:rPr>
+        <w:t xml:space="preserve"> pe </w:t>
+      </w:r>
+      <w:r>
+        <w:rPr>
+          <w:rFonts w:ascii="Times New Roman" w:hAnsi="Times New Roman" w:eastAsia="Times New Roman" w:cs="Times New Roman"/>
+        </w:rPr>
+        <w:t>clape</w:t>
+      </w:r>
+      <w:r>
+        <w:rPr>
+          <w:rFonts w:ascii="Times New Roman" w:hAnsi="Times New Roman" w:eastAsia="Times New Roman" w:cs="Times New Roman"/>
+        </w:rPr>
+        <w:t xml:space="preserve">. </w:t>
+      </w:r>
+      <w:r>
+        <w:rPr>
+          <w:rFonts w:ascii="Times New Roman" w:hAnsi="Times New Roman" w:eastAsia="Times New Roman" w:cs="Times New Roman"/>
+        </w:rPr>
+        <w:t>Am</w:t>
+      </w:r>
+      <w:r>
+        <w:rPr>
+          <w:rFonts w:ascii="Times New Roman" w:hAnsi="Times New Roman" w:eastAsia="Times New Roman" w:cs="Times New Roman"/>
+        </w:rPr>
+        <w:t xml:space="preserve"> </w:t>
+      </w:r>
+      <w:r>
+        <w:rPr>
+          <w:rFonts w:ascii="Times New Roman" w:hAnsi="Times New Roman" w:eastAsia="Times New Roman" w:cs="Times New Roman"/>
+        </w:rPr>
+        <w:t>realizat</w:t>
+      </w:r>
+      <w:r>
+        <w:rPr>
+          <w:rFonts w:ascii="Times New Roman" w:hAnsi="Times New Roman" w:eastAsia="Times New Roman" w:cs="Times New Roman"/>
+        </w:rPr>
+        <w:t xml:space="preserve"> un script in python care </w:t>
+      </w:r>
+      <w:r>
+        <w:rPr>
+          <w:rFonts w:ascii="Times New Roman" w:hAnsi="Times New Roman" w:eastAsia="Times New Roman" w:cs="Times New Roman"/>
+        </w:rPr>
+        <w:t>citeste</w:t>
+      </w:r>
+      <w:r>
+        <w:rPr>
+          <w:rFonts w:ascii="Times New Roman" w:hAnsi="Times New Roman" w:eastAsia="Times New Roman" w:cs="Times New Roman"/>
+        </w:rPr>
+        <w:t xml:space="preserve"> un </w:t>
+      </w:r>
+      <w:r>
+        <w:rPr>
+          <w:rFonts w:ascii="Times New Roman" w:hAnsi="Times New Roman" w:eastAsia="Times New Roman" w:cs="Times New Roman"/>
+        </w:rPr>
+        <w:t>fisier</w:t>
+      </w:r>
+      <w:r>
+        <w:rPr>
+          <w:rFonts w:ascii="Times New Roman" w:hAnsi="Times New Roman" w:eastAsia="Times New Roman" w:cs="Times New Roman"/>
+        </w:rPr>
+        <w:t xml:space="preserve"> MIDI</w:t>
+      </w:r>
+      <w:r>
+        <w:rPr>
+          <w:rFonts w:ascii="Times New Roman" w:hAnsi="Times New Roman" w:eastAsia="Times New Roman" w:cs="Times New Roman"/>
+        </w:rPr>
+        <w:t xml:space="preserve"> </w:t>
+      </w:r>
+      <w:r>
+        <w:rPr>
+          <w:rFonts w:ascii="Times New Roman" w:hAnsi="Times New Roman" w:eastAsia="Times New Roman" w:cs="Times New Roman"/>
+        </w:rPr>
+        <w:t>folosind</w:t>
+      </w:r>
+      <w:r>
+        <w:rPr>
+          <w:rFonts w:ascii="Times New Roman" w:hAnsi="Times New Roman" w:eastAsia="Times New Roman" w:cs="Times New Roman"/>
+        </w:rPr>
+        <w:t xml:space="preserve"> </w:t>
+      </w:r>
+      <w:r>
+        <w:rPr>
+          <w:rFonts w:ascii="Times New Roman" w:hAnsi="Times New Roman" w:eastAsia="Times New Roman" w:cs="Times New Roman"/>
+        </w:rPr>
+        <w:t>libraria</w:t>
+      </w:r>
+      <w:r>
+        <w:rPr>
+          <w:rFonts w:ascii="Times New Roman" w:hAnsi="Times New Roman" w:eastAsia="Times New Roman" w:cs="Times New Roman"/>
+        </w:rPr>
+        <w:t xml:space="preserve"> </w:t>
+      </w:r>
+      <w:r>
+        <w:rPr>
+          <w:rFonts w:ascii="Times New Roman" w:hAnsi="Times New Roman" w:eastAsia="Times New Roman" w:cs="Times New Roman"/>
+          <w:i w:val="1"/>
+          <w:iCs w:val="1"/>
+        </w:rPr>
+        <w:t>mido</w:t>
+      </w:r>
+      <w:r>
+        <w:rPr>
+          <w:rFonts w:ascii="Times New Roman" w:hAnsi="Times New Roman" w:eastAsia="Times New Roman" w:cs="Times New Roman"/>
+        </w:rPr>
+        <w:t xml:space="preserve"> </w:t>
+      </w:r>
+      <w:r>
+        <w:rPr>
+          <w:rFonts w:ascii="Times New Roman" w:hAnsi="Times New Roman" w:eastAsia="Times New Roman" w:cs="Times New Roman"/>
+        </w:rPr>
+        <w:t>si</w:t>
+      </w:r>
+      <w:r>
+        <w:rPr>
+          <w:rFonts w:ascii="Times New Roman" w:hAnsi="Times New Roman" w:eastAsia="Times New Roman" w:cs="Times New Roman"/>
+        </w:rPr>
+        <w:t xml:space="preserve"> </w:t>
+      </w:r>
+      <w:r>
+        <w:rPr>
+          <w:rFonts w:ascii="Times New Roman" w:hAnsi="Times New Roman" w:eastAsia="Times New Roman" w:cs="Times New Roman"/>
+        </w:rPr>
+        <w:t>extrage</w:t>
+      </w:r>
+      <w:r>
+        <w:rPr>
+          <w:rFonts w:ascii="Times New Roman" w:hAnsi="Times New Roman" w:eastAsia="Times New Roman" w:cs="Times New Roman"/>
+        </w:rPr>
+        <w:t xml:space="preserve"> </w:t>
+      </w:r>
+      <w:r>
+        <w:rPr>
+          <w:rFonts w:ascii="Times New Roman" w:hAnsi="Times New Roman" w:eastAsia="Times New Roman" w:cs="Times New Roman"/>
+        </w:rPr>
+        <w:t>informatiile</w:t>
+      </w:r>
+      <w:r>
+        <w:rPr>
+          <w:rFonts w:ascii="Times New Roman" w:hAnsi="Times New Roman" w:eastAsia="Times New Roman" w:cs="Times New Roman"/>
+        </w:rPr>
+        <w:t xml:space="preserve"> </w:t>
+      </w:r>
+      <w:r>
+        <w:rPr>
+          <w:rFonts w:ascii="Times New Roman" w:hAnsi="Times New Roman" w:eastAsia="Times New Roman" w:cs="Times New Roman"/>
+        </w:rPr>
+        <w:t>necesare</w:t>
+      </w:r>
+      <w:r>
+        <w:rPr>
+          <w:rFonts w:ascii="Times New Roman" w:hAnsi="Times New Roman" w:eastAsia="Times New Roman" w:cs="Times New Roman"/>
+        </w:rPr>
+        <w:t xml:space="preserve">, pe care le </w:t>
+      </w:r>
+      <w:r>
+        <w:rPr>
+          <w:rFonts w:ascii="Times New Roman" w:hAnsi="Times New Roman" w:eastAsia="Times New Roman" w:cs="Times New Roman"/>
+        </w:rPr>
+        <w:t>salv</w:t>
+      </w:r>
+      <w:r>
+        <w:rPr>
+          <w:rFonts w:ascii="Times New Roman" w:hAnsi="Times New Roman" w:eastAsia="Times New Roman" w:cs="Times New Roman"/>
+        </w:rPr>
+        <w:t>e</w:t>
+      </w:r>
+      <w:r>
+        <w:rPr>
+          <w:rFonts w:ascii="Times New Roman" w:hAnsi="Times New Roman" w:eastAsia="Times New Roman" w:cs="Times New Roman"/>
+        </w:rPr>
+        <w:t>aza</w:t>
+      </w:r>
+      <w:r>
+        <w:rPr>
+          <w:rFonts w:ascii="Times New Roman" w:hAnsi="Times New Roman" w:eastAsia="Times New Roman" w:cs="Times New Roman"/>
+        </w:rPr>
+        <w:t xml:space="preserve"> </w:t>
+      </w:r>
+      <w:r>
+        <w:rPr>
+          <w:rFonts w:ascii="Times New Roman" w:hAnsi="Times New Roman" w:eastAsia="Times New Roman" w:cs="Times New Roman"/>
+        </w:rPr>
+        <w:t>intr</w:t>
+      </w:r>
+      <w:r>
+        <w:rPr>
+          <w:rFonts w:ascii="Times New Roman" w:hAnsi="Times New Roman" w:eastAsia="Times New Roman" w:cs="Times New Roman"/>
+        </w:rPr>
+        <w:t xml:space="preserve">-un </w:t>
+      </w:r>
+      <w:r>
+        <w:rPr>
+          <w:rFonts w:ascii="Times New Roman" w:hAnsi="Times New Roman" w:eastAsia="Times New Roman" w:cs="Times New Roman"/>
+        </w:rPr>
+        <w:t>fi</w:t>
+      </w:r>
+      <w:r>
+        <w:rPr>
+          <w:rFonts w:ascii="Times New Roman" w:hAnsi="Times New Roman" w:eastAsia="Times New Roman" w:cs="Times New Roman"/>
+        </w:rPr>
+        <w:t>sier</w:t>
+      </w:r>
+      <w:r>
+        <w:rPr>
+          <w:rFonts w:ascii="Times New Roman" w:hAnsi="Times New Roman" w:eastAsia="Times New Roman" w:cs="Times New Roman"/>
+        </w:rPr>
+        <w:t xml:space="preserve"> </w:t>
+      </w:r>
+      <w:r>
+        <w:rPr>
+          <w:rFonts w:ascii="Times New Roman" w:hAnsi="Times New Roman" w:eastAsia="Times New Roman" w:cs="Times New Roman"/>
+          <w:i w:val="1"/>
+          <w:iCs w:val="1"/>
+        </w:rPr>
+        <w:t>.</w:t>
+      </w:r>
+      <w:r>
+        <w:rPr>
+          <w:rFonts w:ascii="Times New Roman" w:hAnsi="Times New Roman" w:eastAsia="Times New Roman" w:cs="Times New Roman"/>
+          <w:i w:val="1"/>
+          <w:iCs w:val="1"/>
+        </w:rPr>
+        <w:t>t</w:t>
+      </w:r>
+      <w:r>
+        <w:rPr>
+          <w:rFonts w:ascii="Times New Roman" w:hAnsi="Times New Roman" w:eastAsia="Times New Roman" w:cs="Times New Roman"/>
+          <w:i w:val="1"/>
+          <w:iCs w:val="1"/>
+        </w:rPr>
+        <w:t>xt</w:t>
+      </w:r>
+      <w:r>
+        <w:rPr>
+          <w:rFonts w:ascii="Times New Roman" w:hAnsi="Times New Roman" w:eastAsia="Times New Roman" w:cs="Times New Roman"/>
+        </w:rPr>
+        <w:t>.</w:t>
+      </w:r>
+      <w:r>
+        <w:rPr>
+          <w:rFonts w:ascii="Times New Roman" w:hAnsi="Times New Roman" w:eastAsia="Times New Roman" w:cs="Times New Roman"/>
+        </w:rPr>
+        <w:t xml:space="preserve"> </w:t>
+      </w:r>
+      <w:r>
+        <w:rPr>
+          <w:rFonts w:ascii="Times New Roman" w:hAnsi="Times New Roman" w:eastAsia="Times New Roman" w:cs="Times New Roman"/>
+        </w:rPr>
+        <w:t>A</w:t>
+      </w:r>
+      <w:r>
+        <w:rPr>
+          <w:rFonts w:ascii="Times New Roman" w:hAnsi="Times New Roman" w:eastAsia="Times New Roman" w:cs="Times New Roman"/>
+        </w:rPr>
+        <w:t>c</w:t>
+      </w:r>
+      <w:r>
+        <w:rPr>
+          <w:rFonts w:ascii="Times New Roman" w:hAnsi="Times New Roman" w:eastAsia="Times New Roman" w:cs="Times New Roman"/>
+        </w:rPr>
+        <w:t>est</w:t>
+      </w:r>
+      <w:r>
+        <w:rPr>
+          <w:rFonts w:ascii="Times New Roman" w:hAnsi="Times New Roman" w:eastAsia="Times New Roman" w:cs="Times New Roman"/>
+        </w:rPr>
+        <w:t xml:space="preserve"> </w:t>
+      </w:r>
+      <w:r>
+        <w:rPr>
+          <w:rFonts w:ascii="Times New Roman" w:hAnsi="Times New Roman" w:eastAsia="Times New Roman" w:cs="Times New Roman"/>
+        </w:rPr>
+        <w:t>fi</w:t>
+      </w:r>
+      <w:r>
+        <w:rPr>
+          <w:rFonts w:ascii="Times New Roman" w:hAnsi="Times New Roman" w:eastAsia="Times New Roman" w:cs="Times New Roman"/>
+        </w:rPr>
+        <w:t>s</w:t>
+      </w:r>
+      <w:r>
+        <w:rPr>
+          <w:rFonts w:ascii="Times New Roman" w:hAnsi="Times New Roman" w:eastAsia="Times New Roman" w:cs="Times New Roman"/>
+        </w:rPr>
+        <w:t>ier</w:t>
+      </w:r>
+      <w:r>
+        <w:rPr>
+          <w:rFonts w:ascii="Times New Roman" w:hAnsi="Times New Roman" w:eastAsia="Times New Roman" w:cs="Times New Roman"/>
+        </w:rPr>
+        <w:t xml:space="preserve"> </w:t>
+      </w:r>
+      <w:r>
+        <w:rPr>
+          <w:rFonts w:ascii="Times New Roman" w:hAnsi="Times New Roman" w:eastAsia="Times New Roman" w:cs="Times New Roman"/>
+        </w:rPr>
+        <w:t>e</w:t>
+      </w:r>
+      <w:r>
+        <w:rPr>
+          <w:rFonts w:ascii="Times New Roman" w:hAnsi="Times New Roman" w:eastAsia="Times New Roman" w:cs="Times New Roman"/>
+        </w:rPr>
+        <w:t>ste</w:t>
+      </w:r>
+      <w:r>
+        <w:rPr>
+          <w:rFonts w:ascii="Times New Roman" w:hAnsi="Times New Roman" w:eastAsia="Times New Roman" w:cs="Times New Roman"/>
+        </w:rPr>
+        <w:t xml:space="preserve"> </w:t>
+      </w:r>
+      <w:r>
+        <w:rPr>
+          <w:rFonts w:ascii="Times New Roman" w:hAnsi="Times New Roman" w:eastAsia="Times New Roman" w:cs="Times New Roman"/>
+        </w:rPr>
+        <w:t>a</w:t>
+      </w:r>
+      <w:r>
+        <w:rPr>
+          <w:rFonts w:ascii="Times New Roman" w:hAnsi="Times New Roman" w:eastAsia="Times New Roman" w:cs="Times New Roman"/>
+        </w:rPr>
+        <w:t>poi</w:t>
+      </w:r>
+      <w:r>
+        <w:rPr>
+          <w:rFonts w:ascii="Times New Roman" w:hAnsi="Times New Roman" w:eastAsia="Times New Roman" w:cs="Times New Roman"/>
+        </w:rPr>
+        <w:t xml:space="preserve"> </w:t>
+      </w:r>
+      <w:r>
+        <w:rPr>
+          <w:rFonts w:ascii="Times New Roman" w:hAnsi="Times New Roman" w:eastAsia="Times New Roman" w:cs="Times New Roman"/>
+        </w:rPr>
+        <w:t>c</w:t>
+      </w:r>
+      <w:r>
+        <w:rPr>
+          <w:rFonts w:ascii="Times New Roman" w:hAnsi="Times New Roman" w:eastAsia="Times New Roman" w:cs="Times New Roman"/>
+        </w:rPr>
+        <w:t>itit</w:t>
+      </w:r>
+      <w:r>
+        <w:rPr>
+          <w:rFonts w:ascii="Times New Roman" w:hAnsi="Times New Roman" w:eastAsia="Times New Roman" w:cs="Times New Roman"/>
+        </w:rPr>
         <w:t xml:space="preserve"> de </w:t>
       </w:r>
       <w:r>
         <w:rPr>
           <w:rFonts w:ascii="Times New Roman" w:hAnsi="Times New Roman" w:eastAsia="Times New Roman" w:cs="Times New Roman"/>
         </w:rPr>
-        <w:t>a</w:t>
-      </w:r>
-      <w:r>
-        <w:rPr>
-          <w:rFonts w:ascii="Times New Roman" w:hAnsi="Times New Roman" w:eastAsia="Times New Roman" w:cs="Times New Roman"/>
-        </w:rPr>
-        <w:t xml:space="preserve"> </w:t>
-      </w:r>
-      <w:r>
-        <w:rPr>
-          <w:rFonts w:ascii="Times New Roman" w:hAnsi="Times New Roman" w:eastAsia="Times New Roman" w:cs="Times New Roman"/>
-        </w:rPr>
-        <w:t>apasa</w:t>
-      </w:r>
-      <w:r>
-        <w:rPr>
-          <w:rFonts w:ascii="Times New Roman" w:hAnsi="Times New Roman" w:eastAsia="Times New Roman" w:cs="Times New Roman"/>
-        </w:rPr>
-        <w:t xml:space="preserve"> pe </w:t>
-      </w:r>
-      <w:r>
-        <w:rPr>
-          <w:rFonts w:ascii="Times New Roman" w:hAnsi="Times New Roman" w:eastAsia="Times New Roman" w:cs="Times New Roman"/>
-        </w:rPr>
-        <w:t>clape</w:t>
-      </w:r>
-      <w:r>
-        <w:rPr>
-          <w:rFonts w:ascii="Times New Roman" w:hAnsi="Times New Roman" w:eastAsia="Times New Roman" w:cs="Times New Roman"/>
-        </w:rPr>
-        <w:t xml:space="preserve">. Am </w:t>
-      </w:r>
-      <w:r>
-        <w:rPr>
-          <w:rFonts w:ascii="Times New Roman" w:hAnsi="Times New Roman" w:eastAsia="Times New Roman" w:cs="Times New Roman"/>
-        </w:rPr>
-        <w:t>realizat</w:t>
-      </w:r>
-      <w:r>
-        <w:rPr>
-          <w:rFonts w:ascii="Times New Roman" w:hAnsi="Times New Roman" w:eastAsia="Times New Roman" w:cs="Times New Roman"/>
-        </w:rPr>
-        <w:t xml:space="preserve"> un mic script in python care </w:t>
-      </w:r>
-      <w:r>
-        <w:rPr>
-          <w:rFonts w:ascii="Times New Roman" w:hAnsi="Times New Roman" w:eastAsia="Times New Roman" w:cs="Times New Roman"/>
-        </w:rPr>
-        <w:t>citeste</w:t>
-      </w:r>
-      <w:r>
-        <w:rPr>
-          <w:rFonts w:ascii="Times New Roman" w:hAnsi="Times New Roman" w:eastAsia="Times New Roman" w:cs="Times New Roman"/>
-        </w:rPr>
-        <w:t xml:space="preserve"> un </w:t>
-      </w:r>
-      <w:r>
-        <w:rPr>
-          <w:rFonts w:ascii="Times New Roman" w:hAnsi="Times New Roman" w:eastAsia="Times New Roman" w:cs="Times New Roman"/>
-        </w:rPr>
-        <w:t>fisier</w:t>
-      </w:r>
-      <w:r>
-        <w:rPr>
-          <w:rFonts w:ascii="Times New Roman" w:hAnsi="Times New Roman" w:eastAsia="Times New Roman" w:cs="Times New Roman"/>
-        </w:rPr>
-        <w:t xml:space="preserve"> MIDI </w:t>
-      </w:r>
-      <w:r>
-        <w:rPr>
-          <w:rFonts w:ascii="Times New Roman" w:hAnsi="Times New Roman" w:eastAsia="Times New Roman" w:cs="Times New Roman"/>
-        </w:rPr>
-        <w:t>si</w:t>
-      </w:r>
-      <w:r>
-        <w:rPr>
-          <w:rFonts w:ascii="Times New Roman" w:hAnsi="Times New Roman" w:eastAsia="Times New Roman" w:cs="Times New Roman"/>
-        </w:rPr>
-        <w:t xml:space="preserve"> </w:t>
-      </w:r>
-      <w:r>
-        <w:rPr>
-          <w:rFonts w:ascii="Times New Roman" w:hAnsi="Times New Roman" w:eastAsia="Times New Roman" w:cs="Times New Roman"/>
-        </w:rPr>
-        <w:t>extrage</w:t>
-      </w:r>
-      <w:r>
-        <w:rPr>
-          <w:rFonts w:ascii="Times New Roman" w:hAnsi="Times New Roman" w:eastAsia="Times New Roman" w:cs="Times New Roman"/>
-        </w:rPr>
-        <w:t xml:space="preserve"> </w:t>
-      </w:r>
-      <w:r>
-        <w:rPr>
-          <w:rFonts w:ascii="Times New Roman" w:hAnsi="Times New Roman" w:eastAsia="Times New Roman" w:cs="Times New Roman"/>
-        </w:rPr>
-        <w:t>informatiile</w:t>
-      </w:r>
-      <w:r>
-        <w:rPr>
-          <w:rFonts w:ascii="Times New Roman" w:hAnsi="Times New Roman" w:eastAsia="Times New Roman" w:cs="Times New Roman"/>
-        </w:rPr>
-        <w:t xml:space="preserve"> </w:t>
-      </w:r>
-      <w:r>
-        <w:rPr>
-          <w:rFonts w:ascii="Times New Roman" w:hAnsi="Times New Roman" w:eastAsia="Times New Roman" w:cs="Times New Roman"/>
-        </w:rPr>
-        <w:t>necesare</w:t>
-      </w:r>
-      <w:r>
-        <w:rPr>
-          <w:rFonts w:ascii="Times New Roman" w:hAnsi="Times New Roman" w:eastAsia="Times New Roman" w:cs="Times New Roman"/>
-        </w:rPr>
-        <w:t xml:space="preserve"> </w:t>
-      </w:r>
-      <w:r>
-        <w:rPr>
-          <w:rFonts w:ascii="Times New Roman" w:hAnsi="Times New Roman" w:eastAsia="Times New Roman" w:cs="Times New Roman"/>
-        </w:rPr>
-        <w:t>pentru</w:t>
-      </w:r>
-      <w:r>
-        <w:rPr>
-          <w:rFonts w:ascii="Times New Roman" w:hAnsi="Times New Roman" w:eastAsia="Times New Roman" w:cs="Times New Roman"/>
-        </w:rPr>
-        <w:t xml:space="preserve"> a le </w:t>
-      </w:r>
-      <w:r>
-        <w:rPr>
-          <w:rFonts w:ascii="Times New Roman" w:hAnsi="Times New Roman" w:eastAsia="Times New Roman" w:cs="Times New Roman"/>
-        </w:rPr>
-        <w:t>trimite</w:t>
-      </w:r>
-      <w:r>
-        <w:rPr>
-          <w:rFonts w:ascii="Times New Roman" w:hAnsi="Times New Roman" w:eastAsia="Times New Roman" w:cs="Times New Roman"/>
-        </w:rPr>
-        <w:t xml:space="preserve"> </w:t>
-      </w:r>
-      <w:r>
-        <w:rPr>
-          <w:rFonts w:ascii="Times New Roman" w:hAnsi="Times New Roman" w:eastAsia="Times New Roman" w:cs="Times New Roman"/>
-        </w:rPr>
-        <w:t>apoi</w:t>
-      </w:r>
-      <w:r>
-        <w:rPr>
-          <w:rFonts w:ascii="Times New Roman" w:hAnsi="Times New Roman" w:eastAsia="Times New Roman" w:cs="Times New Roman"/>
-        </w:rPr>
-        <w:t xml:space="preserve"> </w:t>
-      </w:r>
-      <w:r>
-        <w:rPr>
-          <w:rFonts w:ascii="Times New Roman" w:hAnsi="Times New Roman" w:eastAsia="Times New Roman" w:cs="Times New Roman"/>
-        </w:rPr>
-        <w:t>catre</w:t>
-      </w:r>
-      <w:r>
-        <w:rPr>
-          <w:rFonts w:ascii="Times New Roman" w:hAnsi="Times New Roman" w:eastAsia="Times New Roman" w:cs="Times New Roman"/>
-        </w:rPr>
-        <w:t xml:space="preserve"> Arduino</w:t>
-      </w:r>
-      <w:r>
-        <w:rPr>
-          <w:rFonts w:ascii="Times New Roman" w:hAnsi="Times New Roman" w:eastAsia="Times New Roman" w:cs="Times New Roman"/>
-        </w:rPr>
-        <w:t xml:space="preserve"> printr-un card SD</w:t>
+        <w:t>c</w:t>
+      </w:r>
+      <w:r>
+        <w:rPr>
+          <w:rFonts w:ascii="Times New Roman" w:hAnsi="Times New Roman" w:eastAsia="Times New Roman" w:cs="Times New Roman"/>
+        </w:rPr>
+        <w:t>atre</w:t>
+      </w:r>
+      <w:r>
+        <w:rPr>
+          <w:rFonts w:ascii="Times New Roman" w:hAnsi="Times New Roman" w:eastAsia="Times New Roman" w:cs="Times New Roman"/>
+        </w:rPr>
+        <w:t xml:space="preserve"> Ardu</w:t>
+      </w:r>
+      <w:r>
+        <w:rPr>
+          <w:rFonts w:ascii="Times New Roman" w:hAnsi="Times New Roman" w:eastAsia="Times New Roman" w:cs="Times New Roman"/>
+        </w:rPr>
+        <w:t>ino</w:t>
+      </w:r>
+      <w:r>
+        <w:rPr>
+          <w:rFonts w:ascii="Times New Roman" w:hAnsi="Times New Roman" w:eastAsia="Times New Roman" w:cs="Times New Roman"/>
+        </w:rPr>
+        <w:t xml:space="preserve"> </w:t>
+      </w:r>
+      <w:r>
+        <w:rPr>
+          <w:rFonts w:ascii="Times New Roman" w:hAnsi="Times New Roman" w:eastAsia="Times New Roman" w:cs="Times New Roman"/>
+        </w:rPr>
+        <w:t>pr</w:t>
+      </w:r>
+      <w:r>
+        <w:rPr>
+          <w:rFonts w:ascii="Times New Roman" w:hAnsi="Times New Roman" w:eastAsia="Times New Roman" w:cs="Times New Roman"/>
+        </w:rPr>
+        <w:t>i</w:t>
+      </w:r>
+      <w:r>
+        <w:rPr>
+          <w:rFonts w:ascii="Times New Roman" w:hAnsi="Times New Roman" w:eastAsia="Times New Roman" w:cs="Times New Roman"/>
+        </w:rPr>
+        <w:t>nt</w:t>
+      </w:r>
+      <w:r>
+        <w:rPr>
+          <w:rFonts w:ascii="Times New Roman" w:hAnsi="Times New Roman" w:eastAsia="Times New Roman" w:cs="Times New Roman"/>
+        </w:rPr>
+        <w:t>r</w:t>
+      </w:r>
+      <w:r>
+        <w:rPr>
+          <w:rFonts w:ascii="Times New Roman" w:hAnsi="Times New Roman" w:eastAsia="Times New Roman" w:cs="Times New Roman"/>
+        </w:rPr>
+        <w:t>-</w:t>
+      </w:r>
+      <w:r>
+        <w:rPr>
+          <w:rFonts w:ascii="Times New Roman" w:hAnsi="Times New Roman" w:eastAsia="Times New Roman" w:cs="Times New Roman"/>
+        </w:rPr>
+        <w:t>un</w:t>
+      </w:r>
+      <w:r>
+        <w:rPr>
+          <w:rFonts w:ascii="Times New Roman" w:hAnsi="Times New Roman" w:eastAsia="Times New Roman" w:cs="Times New Roman"/>
+        </w:rPr>
+        <w:t xml:space="preserve"> card SD</w:t>
       </w:r>
       <w:r>
         <w:rPr>
@@ -2036,6 +2506,24 @@
         <w:rPr>
           <w:rFonts w:ascii="Times New Roman" w:hAnsi="Times New Roman" w:eastAsia="Times New Roman" w:cs="Times New Roman"/>
         </w:rPr>
+        <w:t xml:space="preserve"> (</w:t>
+      </w:r>
+      <w:r>
+        <w:rPr>
+          <w:rFonts w:ascii="Times New Roman" w:hAnsi="Times New Roman" w:eastAsia="Times New Roman" w:cs="Times New Roman"/>
+        </w:rPr>
+        <w:t>inspiratie</w:t>
+      </w:r>
+      <w:r>
+        <w:rPr>
+          <w:rFonts w:ascii="Times New Roman" w:hAnsi="Times New Roman" w:eastAsia="Times New Roman" w:cs="Times New Roman"/>
+        </w:rPr>
+        <w:t xml:space="preserve"> [3])</w:t>
+      </w:r>
+      <w:r>
+        <w:rPr>
+          <w:rFonts w:ascii="Times New Roman" w:hAnsi="Times New Roman" w:eastAsia="Times New Roman" w:cs="Times New Roman"/>
+        </w:rPr>
         <w:t xml:space="preserve">, </w:t>
       </w:r>
       <w:r>
@@ -2453,211 +2941,43 @@
         <w:rPr>
           <w:rFonts w:ascii="Times New Roman" w:hAnsi="Times New Roman" w:eastAsia="Times New Roman" w:cs="Times New Roman"/>
         </w:rPr>
-        <w:t xml:space="preserve">Am </w:t>
-      </w:r>
-      <w:r>
-        <w:rPr>
-          <w:rFonts w:ascii="Times New Roman" w:hAnsi="Times New Roman" w:eastAsia="Times New Roman" w:cs="Times New Roman"/>
-        </w:rPr>
-        <w:t>antrenat</w:t>
-      </w:r>
-      <w:r>
-        <w:rPr>
-          <w:rFonts w:ascii="Times New Roman" w:hAnsi="Times New Roman" w:eastAsia="Times New Roman" w:cs="Times New Roman"/>
-        </w:rPr>
-        <w:t xml:space="preserve"> </w:t>
-      </w:r>
-      <w:r>
-        <w:rPr>
-          <w:rFonts w:ascii="Times New Roman" w:hAnsi="Times New Roman" w:eastAsia="Times New Roman" w:cs="Times New Roman"/>
-        </w:rPr>
-        <w:t>si</w:t>
-      </w:r>
-      <w:r>
-        <w:rPr>
-          <w:rFonts w:ascii="Times New Roman" w:hAnsi="Times New Roman" w:eastAsia="Times New Roman" w:cs="Times New Roman"/>
-        </w:rPr>
-        <w:t xml:space="preserve"> </w:t>
-      </w:r>
-      <w:r>
-        <w:rPr>
-          <w:rFonts w:ascii="Times New Roman" w:hAnsi="Times New Roman" w:eastAsia="Times New Roman" w:cs="Times New Roman"/>
-        </w:rPr>
-        <w:t>comparat</w:t>
-      </w:r>
-      <w:r>
-        <w:rPr>
-          <w:rFonts w:ascii="Times New Roman" w:hAnsi="Times New Roman" w:eastAsia="Times New Roman" w:cs="Times New Roman"/>
-        </w:rPr>
-        <w:t xml:space="preserve"> diverse </w:t>
-      </w:r>
-      <w:r>
-        <w:rPr>
-          <w:rFonts w:ascii="Times New Roman" w:hAnsi="Times New Roman" w:eastAsia="Times New Roman" w:cs="Times New Roman"/>
-        </w:rPr>
-        <w:t>modele</w:t>
-      </w:r>
-      <w:r>
-        <w:rPr>
-          <w:rFonts w:ascii="Times New Roman" w:hAnsi="Times New Roman" w:eastAsia="Times New Roman" w:cs="Times New Roman"/>
-        </w:rPr>
-        <w:t xml:space="preserve"> </w:t>
-      </w:r>
-      <w:r>
-        <w:rPr>
-          <w:rFonts w:ascii="Times New Roman" w:hAnsi="Times New Roman" w:eastAsia="Times New Roman" w:cs="Times New Roman"/>
-        </w:rPr>
-        <w:t>pentru</w:t>
-      </w:r>
-      <w:r>
-        <w:rPr>
-          <w:rFonts w:ascii="Times New Roman" w:hAnsi="Times New Roman" w:eastAsia="Times New Roman" w:cs="Times New Roman"/>
-        </w:rPr>
-        <w:t xml:space="preserve"> </w:t>
-      </w:r>
-      <w:r>
-        <w:rPr>
-          <w:rFonts w:ascii="Times New Roman" w:hAnsi="Times New Roman" w:eastAsia="Times New Roman" w:cs="Times New Roman"/>
-        </w:rPr>
-        <w:t>detectarea</w:t>
-      </w:r>
-      <w:r>
-        <w:rPr>
-          <w:rFonts w:ascii="Times New Roman" w:hAnsi="Times New Roman" w:eastAsia="Times New Roman" w:cs="Times New Roman"/>
-        </w:rPr>
-        <w:t xml:space="preserve"> </w:t>
-      </w:r>
-      <w:r>
-        <w:rPr>
-          <w:rFonts w:ascii="Times New Roman" w:hAnsi="Times New Roman" w:eastAsia="Times New Roman" w:cs="Times New Roman"/>
-        </w:rPr>
-        <w:t>cheilor</w:t>
-      </w:r>
-      <w:r>
-        <w:rPr>
-          <w:rFonts w:ascii="Times New Roman" w:hAnsi="Times New Roman" w:eastAsia="Times New Roman" w:cs="Times New Roman"/>
-        </w:rPr>
-        <w:t xml:space="preserve"> (sol </w:t>
-      </w:r>
-      <w:r>
-        <w:rPr>
-          <w:rFonts w:ascii="Times New Roman" w:hAnsi="Times New Roman" w:eastAsia="Times New Roman" w:cs="Times New Roman"/>
-        </w:rPr>
-        <w:t>si</w:t>
-      </w:r>
-      <w:r>
-        <w:rPr>
-          <w:rFonts w:ascii="Times New Roman" w:hAnsi="Times New Roman" w:eastAsia="Times New Roman" w:cs="Times New Roman"/>
-        </w:rPr>
-        <w:t xml:space="preserve"> fa), </w:t>
-      </w:r>
-      <w:r>
-        <w:rPr>
-          <w:rFonts w:ascii="Times New Roman" w:hAnsi="Times New Roman" w:eastAsia="Times New Roman" w:cs="Times New Roman"/>
-        </w:rPr>
-        <w:t xml:space="preserve">cat </w:t>
-      </w:r>
-      <w:r>
-        <w:rPr>
-          <w:rFonts w:ascii="Times New Roman" w:hAnsi="Times New Roman" w:eastAsia="Times New Roman" w:cs="Times New Roman"/>
-        </w:rPr>
-        <w:t>si</w:t>
-      </w:r>
-      <w:r>
-        <w:rPr>
-          <w:rFonts w:ascii="Times New Roman" w:hAnsi="Times New Roman" w:eastAsia="Times New Roman" w:cs="Times New Roman"/>
-        </w:rPr>
-        <w:t xml:space="preserve"> </w:t>
-      </w:r>
-      <w:r>
-        <w:rPr>
-          <w:rFonts w:ascii="Times New Roman" w:hAnsi="Times New Roman" w:eastAsia="Times New Roman" w:cs="Times New Roman"/>
-        </w:rPr>
-        <w:t>pentru</w:t>
-      </w:r>
-      <w:r>
-        <w:rPr>
-          <w:rFonts w:ascii="Times New Roman" w:hAnsi="Times New Roman" w:eastAsia="Times New Roman" w:cs="Times New Roman"/>
-        </w:rPr>
-        <w:t xml:space="preserve"> note </w:t>
-      </w:r>
-      <w:r>
-        <w:rPr>
-          <w:rFonts w:ascii="Times New Roman" w:hAnsi="Times New Roman" w:eastAsia="Times New Roman" w:cs="Times New Roman"/>
-        </w:rPr>
-        <w:t>si</w:t>
-      </w:r>
-      <w:r>
-        <w:rPr>
-          <w:rFonts w:ascii="Times New Roman" w:hAnsi="Times New Roman" w:eastAsia="Times New Roman" w:cs="Times New Roman"/>
-        </w:rPr>
-        <w:t xml:space="preserve"> </w:t>
-      </w:r>
-      <w:r>
-        <w:rPr>
-          <w:rFonts w:ascii="Times New Roman" w:hAnsi="Times New Roman" w:eastAsia="Times New Roman" w:cs="Times New Roman"/>
-        </w:rPr>
-        <w:t>alte</w:t>
-      </w:r>
-      <w:r>
-        <w:rPr>
-          <w:rFonts w:ascii="Times New Roman" w:hAnsi="Times New Roman" w:eastAsia="Times New Roman" w:cs="Times New Roman"/>
-        </w:rPr>
-        <w:t xml:space="preserve"> </w:t>
-      </w:r>
-      <w:r>
-        <w:rPr>
-          <w:rFonts w:ascii="Times New Roman" w:hAnsi="Times New Roman" w:eastAsia="Times New Roman" w:cs="Times New Roman"/>
-        </w:rPr>
-        <w:t>simboluri</w:t>
-      </w:r>
-      <w:r>
-        <w:rPr>
-          <w:rFonts w:ascii="Times New Roman" w:hAnsi="Times New Roman" w:eastAsia="Times New Roman" w:cs="Times New Roman"/>
-        </w:rPr>
-        <w:t xml:space="preserve"> </w:t>
-      </w:r>
-      <w:r>
-        <w:rPr>
-          <w:rFonts w:ascii="Times New Roman" w:hAnsi="Times New Roman" w:eastAsia="Times New Roman" w:cs="Times New Roman"/>
-        </w:rPr>
-        <w:t>importante</w:t>
-      </w:r>
-      <w:r>
-        <w:rPr>
-          <w:rFonts w:ascii="Times New Roman" w:hAnsi="Times New Roman" w:eastAsia="Times New Roman" w:cs="Times New Roman"/>
-        </w:rPr>
-        <w:t xml:space="preserve">. </w:t>
-      </w:r>
-      <w:r>
-        <w:rPr>
-          <w:rFonts w:ascii="Times New Roman" w:hAnsi="Times New Roman" w:eastAsia="Times New Roman" w:cs="Times New Roman"/>
-        </w:rPr>
-        <w:t xml:space="preserve">Am </w:t>
-      </w:r>
-      <w:r>
-        <w:rPr>
-          <w:rFonts w:ascii="Times New Roman" w:hAnsi="Times New Roman" w:eastAsia="Times New Roman" w:cs="Times New Roman"/>
-        </w:rPr>
-        <w:t>integrat</w:t>
-      </w:r>
-      <w:r>
-        <w:rPr>
-          <w:rFonts w:ascii="Times New Roman" w:hAnsi="Times New Roman" w:eastAsia="Times New Roman" w:cs="Times New Roman"/>
-        </w:rPr>
-        <w:t xml:space="preserve"> </w:t>
-      </w:r>
-      <w:r>
-        <w:rPr>
-          <w:rFonts w:ascii="Times New Roman" w:hAnsi="Times New Roman" w:eastAsia="Times New Roman" w:cs="Times New Roman"/>
-        </w:rPr>
-        <w:t>aceste</w:t>
-      </w:r>
-      <w:r>
-        <w:rPr>
-          <w:rFonts w:ascii="Times New Roman" w:hAnsi="Times New Roman" w:eastAsia="Times New Roman" w:cs="Times New Roman"/>
-        </w:rPr>
-        <w:t xml:space="preserve"> modele in functionarea codului.</w:t>
+        <w:t xml:space="preserve">Am antrenat si comparat diverse modele pentru detectarea cheilor (sol si fa), </w:t>
+      </w:r>
+      <w:r>
+        <w:rPr>
+          <w:rFonts w:ascii="Times New Roman" w:hAnsi="Times New Roman" w:eastAsia="Times New Roman" w:cs="Times New Roman"/>
+        </w:rPr>
+        <w:t xml:space="preserve">cat si pentru note si alte simboluri importante. </w:t>
+      </w:r>
+      <w:r>
+        <w:rPr>
+          <w:rFonts w:ascii="Times New Roman" w:hAnsi="Times New Roman" w:eastAsia="Times New Roman" w:cs="Times New Roman"/>
+        </w:rPr>
+        <w:t xml:space="preserve">Am integrat aceste modele in </w:t>
+      </w:r>
+      <w:r>
+        <w:rPr>
+          <w:rFonts w:ascii="Times New Roman" w:hAnsi="Times New Roman" w:eastAsia="Times New Roman" w:cs="Times New Roman"/>
+        </w:rPr>
+        <w:t>functionarea</w:t>
+      </w:r>
+      <w:r>
+        <w:rPr>
+          <w:rFonts w:ascii="Times New Roman" w:hAnsi="Times New Roman" w:eastAsia="Times New Roman" w:cs="Times New Roman"/>
+        </w:rPr>
+        <w:t xml:space="preserve"> </w:t>
+      </w:r>
+      <w:r>
+        <w:rPr>
+          <w:rFonts w:ascii="Times New Roman" w:hAnsi="Times New Roman" w:eastAsia="Times New Roman" w:cs="Times New Roman"/>
+        </w:rPr>
+        <w:t>programului</w:t>
+      </w:r>
+      <w:r>
+        <w:rPr>
+          <w:rFonts w:ascii="Times New Roman" w:hAnsi="Times New Roman" w:eastAsia="Times New Roman" w:cs="Times New Roman"/>
+        </w:rPr>
+        <w:t>.</w:t>
       </w:r>
     </w:p>
     <w:p>
@@ -2667,7 +2987,7 @@
       </w:pPr>
       <w:r>
         <w:drawing>
-          <wp:inline wp14:editId="1C3D5172" wp14:anchorId="20BC00EE">
+          <wp:inline wp14:editId="5FAA7B97" wp14:anchorId="20BC00EE">
             <wp:extent cx="2656742" cy="3733800"/>
             <wp:effectExtent l="0" t="0" r="0" b="0"/>
             <wp:docPr id="1352180197" name="" title=""/>
@@ -2682,7 +3002,7 @@
                     <pic:cNvPicPr/>
                   </pic:nvPicPr>
                   <pic:blipFill>
-                    <a:blip r:embed="Ra969a036d37042f3">
+                    <a:blip r:embed="R0ac7b9ea8a4c4c98">
                       <a:extLst>
                         <a:ext xmlns:a="http://schemas.openxmlformats.org/drawingml/2006/main" uri="{28A0092B-C50C-407E-A947-70E740481C1C}">
                           <a14:useLocalDpi val="0"/>
@@ -2714,7 +3034,7 @@
       </w:r>
       <w:r>
         <w:drawing>
-          <wp:inline wp14:editId="6EB966C1" wp14:anchorId="2071A884">
+          <wp:inline wp14:editId="492B59A8" wp14:anchorId="2071A884">
             <wp:extent cx="2512753" cy="3476625"/>
             <wp:effectExtent l="0" t="0" r="0" b="0"/>
             <wp:docPr id="413802839" name="" title=""/>
@@ -2729,7 +3049,7 @@
                     <pic:cNvPicPr/>
                   </pic:nvPicPr>
                   <pic:blipFill>
-                    <a:blip r:embed="Rdf8e6bf9836c4eac">
+                    <a:blip r:embed="Rac331275fe6045e2">
                       <a:extLst>
                         <a:ext xmlns:a="http://schemas.openxmlformats.org/drawingml/2006/main" uri="{28A0092B-C50C-407E-A947-70E740481C1C}">
                           <a14:useLocalDpi val="0"/>
@@ -2763,39 +3083,11 @@
       </w:pPr>
       <w:r>
         <w:rPr/>
-        <w:t xml:space="preserve">Fig. 5 – </w:t>
+        <w:t>Fig. 5 – Exemple de histograme; linia rosie reprezinta pragul</w:t>
       </w:r>
       <w:r>
         <w:rPr/>
-        <w:t>Exemple</w:t>
-      </w:r>
-      <w:r>
-        <w:rPr/>
-        <w:t xml:space="preserve"> de </w:t>
-      </w:r>
-      <w:r>
-        <w:rPr/>
-        <w:t>histograme</w:t>
-      </w:r>
-      <w:r>
-        <w:rPr/>
-        <w:t xml:space="preserve">; </w:t>
-      </w:r>
-      <w:r>
-        <w:rPr/>
-        <w:t>linia</w:t>
-      </w:r>
-      <w:r>
-        <w:rPr/>
-        <w:t xml:space="preserve"> </w:t>
-      </w:r>
-      <w:r>
-        <w:rPr/>
-        <w:t>rosie</w:t>
-      </w:r>
-      <w:r>
-        <w:rPr/>
-        <w:t xml:space="preserve"> </w:t>
+        <w:t xml:space="preserve"> valorilor care sunt considerate linii de portativ; punctele rosii </w:t>
       </w:r>
       <w:r>
         <w:rPr/>
@@ -2807,54 +3099,6 @@
       </w:r>
       <w:r>
         <w:rPr/>
-        <w:t>pragul</w:t>
-      </w:r>
-      <w:r>
-        <w:rPr/>
-        <w:t xml:space="preserve"> </w:t>
-      </w:r>
-      <w:r>
-        <w:rPr/>
-        <w:t>valorilor</w:t>
-      </w:r>
-      <w:r>
-        <w:rPr/>
-        <w:t xml:space="preserve"> care sunt considerate </w:t>
-      </w:r>
-      <w:r>
-        <w:rPr/>
-        <w:t>linii</w:t>
-      </w:r>
-      <w:r>
-        <w:rPr/>
-        <w:t xml:space="preserve"> de portativ; </w:t>
-      </w:r>
-      <w:r>
-        <w:rPr/>
-        <w:t>punctele</w:t>
-      </w:r>
-      <w:r>
-        <w:rPr/>
-        <w:t xml:space="preserve"> </w:t>
-      </w:r>
-      <w:r>
-        <w:rPr/>
-        <w:t>rosii</w:t>
-      </w:r>
-      <w:r>
-        <w:rPr/>
-        <w:t xml:space="preserve"> </w:t>
-      </w:r>
-      <w:r>
-        <w:rPr/>
-        <w:t>reprezinta</w:t>
-      </w:r>
-      <w:r>
-        <w:rPr/>
-        <w:t xml:space="preserve"> </w:t>
-      </w:r>
-      <w:r>
-        <w:rPr/>
         <w:t>detecti</w:t>
       </w:r>
       <w:r>
@@ -2867,7 +3111,19 @@
       </w:r>
       <w:r>
         <w:rPr/>
-        <w:t>cheii</w:t>
+        <w:t>pentru</w:t>
+      </w:r>
+      <w:r>
+        <w:rPr/>
+        <w:t xml:space="preserve"> </w:t>
+      </w:r>
+      <w:r>
+        <w:rPr/>
+        <w:t>chei</w:t>
+      </w:r>
+      <w:r>
+        <w:rPr/>
+        <w:t>a</w:t>
       </w:r>
       <w:r>
         <w:rPr/>
@@ -2905,12 +3161,6 @@
         <w:rPr/>
         <w:t xml:space="preserve"> fa</w:t>
       </w:r>
-    </w:p>
-    <w:p>
-      <w:pPr>
-        <w:pStyle w:val="Normal"/>
-        <w:jc w:val="both"/>
-      </w:pPr>
     </w:p>
     <w:p>
       <w:pPr>
@@ -2919,8 +3169,8 @@
       </w:pPr>
       <w:r>
         <w:drawing>
-          <wp:inline wp14:editId="7FA346F2" wp14:anchorId="6CD9905C">
-            <wp:extent cx="2969114" cy="3108602"/>
+          <wp:inline wp14:editId="5CC74A5C" wp14:anchorId="6CD9905C">
+            <wp:extent cx="2873864" cy="3008877"/>
             <wp:effectExtent l="0" t="0" r="0" b="0"/>
             <wp:docPr id="1971370439" name="" title=""/>
             <wp:cNvGraphicFramePr>
@@ -2934,7 +3184,7 @@
                     <pic:cNvPicPr/>
                   </pic:nvPicPr>
                   <pic:blipFill>
-                    <a:blip r:embed="R125f229ca46e4bf4">
+                    <a:blip r:embed="Re938773b5bad48d0">
                       <a:extLst>
                         <a:ext xmlns:a="http://schemas.openxmlformats.org/drawingml/2006/main" uri="{28A0092B-C50C-407E-A947-70E740481C1C}">
                           <a14:useLocalDpi val="0"/>
@@ -2948,7 +3198,7 @@
                   <pic:spPr>
                     <a:xfrm>
                       <a:off x="0" y="0"/>
-                      <a:ext cx="2969114" cy="3108602"/>
+                      <a:ext cx="2873864" cy="3008877"/>
                     </a:xfrm>
                     <a:prstGeom prst="rect">
                       <a:avLst/>
@@ -2962,8 +3212,8 @@
       </w:r>
       <w:r>
         <w:drawing>
-          <wp:inline wp14:editId="486698BE" wp14:anchorId="26B14D4B">
-            <wp:extent cx="2587288" cy="3140988"/>
+          <wp:inline wp14:editId="6BC29F41" wp14:anchorId="26B14D4B">
+            <wp:extent cx="2520613" cy="3060044"/>
             <wp:effectExtent l="0" t="0" r="0" b="0"/>
             <wp:docPr id="1484351079" name="" title=""/>
             <wp:cNvGraphicFramePr>
@@ -2977,7 +3227,7 @@
                     <pic:cNvPicPr/>
                   </pic:nvPicPr>
                   <pic:blipFill>
-                    <a:blip r:embed="R510be71927184ca6">
+                    <a:blip r:embed="Rec7b972154574a2c">
                       <a:extLst>
                         <a:ext xmlns:a="http://schemas.openxmlformats.org/drawingml/2006/main" uri="{28A0092B-C50C-407E-A947-70E740481C1C}">
                           <a14:useLocalDpi val="0"/>
@@ -2991,7 +3241,7 @@
                   <pic:spPr>
                     <a:xfrm>
                       <a:off x="0" y="0"/>
-                      <a:ext cx="2587288" cy="3140988"/>
+                      <a:ext cx="2520613" cy="3060044"/>
                     </a:xfrm>
                     <a:prstGeom prst="rect">
                       <a:avLst/>
@@ -3099,7 +3349,19 @@
         <w:rPr>
           <w:rFonts w:ascii="Times New Roman" w:hAnsi="Times New Roman" w:eastAsia="Times New Roman" w:cs="Times New Roman"/>
         </w:rPr>
-        <w:t>andAutomation</w:t>
+        <w:t>and</w:t>
+      </w:r>
+      <w:r>
+        <w:rPr>
+          <w:rFonts w:ascii="Times New Roman" w:hAnsi="Times New Roman" w:eastAsia="Times New Roman" w:cs="Times New Roman"/>
+        </w:rPr>
+        <w:t xml:space="preserve"> </w:t>
+      </w:r>
+      <w:r>
+        <w:rPr>
+          <w:rFonts w:ascii="Times New Roman" w:hAnsi="Times New Roman" w:eastAsia="Times New Roman" w:cs="Times New Roman"/>
+        </w:rPr>
+        <w:t>Automation</w:t>
       </w:r>
       <w:r>
         <w:rPr>
@@ -3122,7 +3384,7 @@
         </w:rPr>
         <w:t xml:space="preserve">[2] </w:t>
       </w:r>
-      <w:hyperlink r:id="Rb765fee84f564e10">
+      <w:hyperlink r:id="R835490afadd944d9">
         <w:r>
           <w:rPr>
             <w:rStyle w:val="Hyperlink"/>
@@ -3138,8 +3400,24 @@
         <w:jc w:val="both"/>
         <w:rPr>
           <w:rFonts w:ascii="Times New Roman" w:hAnsi="Times New Roman" w:eastAsia="Times New Roman" w:cs="Times New Roman"/>
+          <w:u w:val="single"/>
         </w:rPr>
       </w:pPr>
+      <w:r>
+        <w:rPr>
+          <w:rFonts w:ascii="Times New Roman" w:hAnsi="Times New Roman" w:eastAsia="Times New Roman" w:cs="Times New Roman"/>
+        </w:rPr>
+        <w:t xml:space="preserve">[3] </w:t>
+      </w:r>
+      <w:hyperlink w:anchor="L699" r:id="R087aa3b2fa56439b">
+        <w:r>
+          <w:rPr>
+            <w:rStyle w:val="Hyperlink"/>
+            <w:rFonts w:ascii="Times New Roman" w:hAnsi="Times New Roman" w:eastAsia="Times New Roman" w:cs="Times New Roman"/>
+          </w:rPr>
+          <w:t>https://github.com/afikanyati/cadenCV/blob/master/main.py#L699</w:t>
+        </w:r>
+      </w:hyperlink>
     </w:p>
     <w:sectPr>
       <w:pgSz w:w="12240" w:h="15840" w:orient="portrait"/>
